--- a/outputs/experiment_comparison.docx
+++ b/outputs/experiment_comparison.docx
@@ -203,7 +203,7 @@
           </w:tcPr>
           <w:p>
             <w:r>
-              <w:t>2026-05-13 09:29:56</w:t>
+              <w:t>2026-05-26 10:53:30</w:t>
             </w:r>
           </w:p>
         </w:tc>
@@ -223,7 +223,7 @@
           </w:tcPr>
           <w:p>
             <w:r>
-              <w:t>gp</w:t>
+              <w:t>gbrt</w:t>
             </w:r>
           </w:p>
         </w:tc>
@@ -253,7 +253,7 @@
           </w:tcPr>
           <w:p>
             <w:r>
-              <w:t>0.00085224</w:t>
+              <w:t>0.00056442</w:t>
             </w:r>
           </w:p>
         </w:tc>
@@ -263,7 +263,7 @@
           </w:tcPr>
           <w:p>
             <w:r>
-              <w:t>0.00164169</w:t>
+              <w:t>0.00108725</w:t>
             </w:r>
           </w:p>
         </w:tc>
@@ -273,7 +273,7 @@
           </w:tcPr>
           <w:p>
             <w:r>
-              <w:t>0.00120892</w:t>
+              <w:t>0.0008069</w:t>
             </w:r>
           </w:p>
         </w:tc>
@@ -283,7 +283,7 @@
           </w:tcPr>
           <w:p>
             <w:r>
-              <w:t>0.00100566</w:t>
+              <w:t>0.00066734</w:t>
             </w:r>
           </w:p>
         </w:tc>
@@ -293,7 +293,7 @@
           </w:tcPr>
           <w:p>
             <w:r>
-              <w:t>250</w:t>
+              <w:t>693</w:t>
             </w:r>
           </w:p>
         </w:tc>
@@ -303,7 +303,7 @@
           </w:tcPr>
           <w:p>
             <w:r>
-              <w:t>0.2</w:t>
+              <w:t>0.179044</w:t>
             </w:r>
           </w:p>
         </w:tc>
@@ -313,7 +313,7 @@
           </w:tcPr>
           <w:p>
             <w:r>
-              <w:t>0.45</w:t>
+              <w:t>0.734714</w:t>
             </w:r>
           </w:p>
         </w:tc>
@@ -323,7 +323,7 @@
           </w:tcPr>
           <w:p>
             <w:r>
-              <w:t>0.247776</w:t>
+              <w:t>0.150128</w:t>
             </w:r>
           </w:p>
         </w:tc>
@@ -333,7 +333,7 @@
           </w:tcPr>
           <w:p>
             <w:r>
-              <w:t>0.440754</w:t>
+              <w:t>0.310743</w:t>
             </w:r>
           </w:p>
         </w:tc>
@@ -343,7 +343,7 @@
           </w:tcPr>
           <w:p>
             <w:r>
-              <w:t>1e-08</w:t>
+              <w:t>1.432860909587606e-08</w:t>
             </w:r>
           </w:p>
         </w:tc>
@@ -353,7 +353,7 @@
           </w:tcPr>
           <w:p>
             <w:r>
-              <w:t>500</w:t>
+              <w:t>447</w:t>
             </w:r>
           </w:p>
         </w:tc>
@@ -365,7 +365,7 @@
           </w:tcPr>
           <w:p>
             <w:r>
-              <w:t>2026-05-13 10:30:31</w:t>
+              <w:t>2026-05-26 10:52:58</w:t>
             </w:r>
           </w:p>
         </w:tc>
@@ -415,7 +415,7 @@
           </w:tcPr>
           <w:p>
             <w:r>
-              <w:t>0.00029946</w:t>
+              <w:t>0.00034569</w:t>
             </w:r>
           </w:p>
         </w:tc>
@@ -425,7 +425,7 @@
           </w:tcPr>
           <w:p>
             <w:r>
-              <w:t>0.0005031</w:t>
+              <w:t>0.00058076</w:t>
             </w:r>
           </w:p>
         </w:tc>
@@ -435,7 +435,7 @@
           </w:tcPr>
           <w:p>
             <w:r>
-              <w:t>0.00042072</w:t>
+              <w:t>0.00049122</w:t>
             </w:r>
           </w:p>
         </w:tc>
@@ -445,7 +445,7 @@
           </w:tcPr>
           <w:p>
             <w:r>
-              <w:t>0.00034304</w:t>
+              <w:t>0.00039706</w:t>
             </w:r>
           </w:p>
         </w:tc>
@@ -527,7 +527,7 @@
           </w:tcPr>
           <w:p>
             <w:r>
-              <w:t>2026-05-13 11:24:51</w:t>
+              <w:t>2026-05-26 10:53:50</w:t>
             </w:r>
           </w:p>
         </w:tc>
@@ -547,7 +547,7 @@
           </w:tcPr>
           <w:p>
             <w:r>
-              <w:t>gbrt</w:t>
+              <w:t>dummy</w:t>
             </w:r>
           </w:p>
         </w:tc>
@@ -577,7 +577,7 @@
           </w:tcPr>
           <w:p>
             <w:r>
-              <w:t>0.01331178</w:t>
+              <w:t>0.02653267</w:t>
             </w:r>
           </w:p>
         </w:tc>
@@ -587,7 +587,7 @@
           </w:tcPr>
           <w:p>
             <w:r>
-              <w:t>0.02697974</w:t>
+              <w:t>0.05377526</w:t>
             </w:r>
           </w:p>
         </w:tc>
@@ -597,7 +597,7 @@
           </w:tcPr>
           <w:p>
             <w:r>
-              <w:t>0.01849607</w:t>
+              <w:t>0.03644313</w:t>
             </w:r>
           </w:p>
         </w:tc>
@@ -607,7 +607,7 @@
           </w:tcPr>
           <w:p>
             <w:r>
-              <w:t>0.01818635</w:t>
+              <w:t>0.03611758</w:t>
             </w:r>
           </w:p>
         </w:tc>
@@ -617,7 +617,7 @@
           </w:tcPr>
           <w:p>
             <w:r>
-              <w:t>419</w:t>
+              <w:t>715</w:t>
             </w:r>
           </w:p>
         </w:tc>
@@ -627,7 +627,7 @@
           </w:tcPr>
           <w:p>
             <w:r>
-              <w:t>0.166094</w:t>
+              <w:t>0.073625</w:t>
             </w:r>
           </w:p>
         </w:tc>
@@ -637,7 +637,7 @@
           </w:tcPr>
           <w:p>
             <w:r>
-              <w:t>0.571785</w:t>
+              <w:t>0.512552</w:t>
             </w:r>
           </w:p>
         </w:tc>
@@ -647,7 +647,7 @@
           </w:tcPr>
           <w:p>
             <w:r>
-              <w:t>0.329853</w:t>
+              <w:t>0.147481</w:t>
             </w:r>
           </w:p>
         </w:tc>
@@ -657,7 +657,7 @@
           </w:tcPr>
           <w:p>
             <w:r>
-              <w:t>0.194551</w:t>
+              <w:t>0.280867</w:t>
             </w:r>
           </w:p>
         </w:tc>
@@ -667,7 +667,7 @@
           </w:tcPr>
           <w:p>
             <w:r>
-              <w:t>4.885115772339261e-08</w:t>
+              <w:t>3.2827576158867195e-08</w:t>
             </w:r>
           </w:p>
         </w:tc>
@@ -677,7 +677,7 @@
           </w:tcPr>
           <w:p>
             <w:r>
-              <w:t>388</w:t>
+              <w:t>372</w:t>
             </w:r>
           </w:p>
         </w:tc>
